--- a/auto-recycling-insurance-study/word/day14.docx
+++ b/auto-recycling-insurance-study/word/day14.docx
@@ -2234,7 +2234,7 @@
               <w:jc w:val="left"/>
             </w:pPr>
             <w:r>
-              <w:t xml:space="preserve">관보 2026.7.24 게재, 8.13 발효</w:t>
+              <w:t xml:space="preserve">관보 2026년 7월 게재, 8월 13일 발효</w:t>
             </w:r>
           </w:p>
         </w:tc>
